--- a/POPULATION_10092026/Africa_Population_Collector_Progress_Report.docx
+++ b/POPULATION_10092026/Africa_Population_Collector_Progress_Report.docx
@@ -339,7 +339,7 @@
               <w:rPr>
                 <w:sz w:val="16"/>
               </w:rPr>
-              <w:t>NSO (INE)</w:t>
+              <w:t>NSO (Instituto Nacional de Estatística)</w:t>
             </w:r>
           </w:p>
         </w:tc>
@@ -607,7 +607,7 @@
               <w:rPr>
                 <w:sz w:val="16"/>
               </w:rPr>
-              <w:t>NSO (INE)</w:t>
+              <w:t>NSO (Instituto Nacional de Estatística)</w:t>
             </w:r>
           </w:p>
         </w:tc>
@@ -674,7 +674,7 @@
               <w:rPr>
                 <w:sz w:val="16"/>
               </w:rPr>
-              <w:t>NSO (INS)</w:t>
+              <w:t>NSO (Institut National de la Statistique)</w:t>
             </w:r>
           </w:p>
         </w:tc>
@@ -808,7 +808,7 @@
               <w:rPr>
                 <w:sz w:val="16"/>
               </w:rPr>
-              <w:t>NSO (INS)</w:t>
+              <w:t>NSO (Institut National de la Statistique)</w:t>
             </w:r>
           </w:p>
         </w:tc>
@@ -1182,7 +1182,7 @@
               <w:rPr>
                 <w:sz w:val="16"/>
               </w:rPr>
-              <w:t>static_url (Tier-1 API)</w:t>
+              <w:t>NSO data API (Tier-1 API)</w:t>
             </w:r>
           </w:p>
         </w:tc>
@@ -1210,7 +1210,7 @@
               <w:rPr>
                 <w:sz w:val="16"/>
               </w:rPr>
-              <w:t>NSO (INE)</w:t>
+              <w:t>NSO (Instituto Nacional de Estatistica)</w:t>
             </w:r>
           </w:p>
         </w:tc>
@@ -1478,7 +1478,7 @@
               <w:rPr>
                 <w:sz w:val="16"/>
               </w:rPr>
-              <w:t>NSO (NSO)</w:t>
+              <w:t>NSO (National Statistical Office)</w:t>
             </w:r>
           </w:p>
         </w:tc>
@@ -1813,7 +1813,7 @@
               <w:rPr>
                 <w:sz w:val="16"/>
               </w:rPr>
-              <w:t>NSO (INS)</w:t>
+              <w:t>NSO (Institut National de la Statistique)</w:t>
             </w:r>
           </w:p>
         </w:tc>
@@ -2014,7 +2014,7 @@
               <w:rPr>
                 <w:sz w:val="16"/>
               </w:rPr>
-              <w:t>NSO (NBS)</w:t>
+              <w:t>NSO (National Bureau of Statistics)</w:t>
             </w:r>
           </w:p>
         </w:tc>
@@ -2282,7 +2282,7 @@
               <w:rPr>
                 <w:sz w:val="16"/>
               </w:rPr>
-              <w:t>NSO (NBS)</w:t>
+              <w:t>NSO (National Bureau of Statistics)</w:t>
             </w:r>
           </w:p>
         </w:tc>
@@ -2349,7 +2349,7 @@
               <w:rPr>
                 <w:sz w:val="16"/>
               </w:rPr>
-              <w:t>NSO (NBS)</w:t>
+              <w:t>NSO (National Bureau of Statistics)</w:t>
             </w:r>
           </w:p>
         </w:tc>
@@ -2483,7 +2483,7 @@
               <w:rPr>
                 <w:sz w:val="16"/>
               </w:rPr>
-              <w:t>NSO (INS)</w:t>
+              <w:t>NSO (Institut National de la Statistique)</w:t>
             </w:r>
           </w:p>
         </w:tc>
